--- a/documentos/transversales/04_Cronograma.docx
+++ b/documentos/transversales/04_Cronograma.docx
@@ -1106,7 +1106,7 @@
                 <w:sz w:val="19"/>
                 <w:lang w:val="es-CO"/>
               </w:rPr>
-              <w:t xml:space="preserve">MER Barker / Crow’s Foot en Data Modeler.</w:t>
+              <w:t xml:space="preserve">MER Barker / Crow’s Foot en MySQL Workbench.</w:t>
             </w:r>
           </w:p>
         </w:tc>

--- a/documentos/transversales/04_Cronograma.docx
+++ b/documentos/transversales/04_Cronograma.docx
@@ -285,7 +285,7 @@
       <w:pPr>
         <w:pStyle w:val="Heading1"/>
       </w:pPr>
-      <w:bookmarkStart w:id="19" w:name="_7e19ae70291fc3dd26c9bdcccc6cf9743868ab2"/>
+      <w:bookmarkStart w:id="19" w:name="_1a9a54313fdaaca8167d3d15c698f9420853dba"/>
       <w:r>
         <w:rPr>
           <w:rStyle w:val="SectionNumber"/>
@@ -300,7 +300,7 @@
         <w:rPr>
           <w:lang w:val="es-CO"/>
         </w:rPr>
-        <w:t xml:space="preserve">Línea base y criterios de programación</w:t>
+        <w:t xml:space="preserve">Línea base</w:t>
       </w:r>
       <w:bookmarkEnd w:id="19"/>
     </w:p>
@@ -312,18 +312,27 @@
         <w:rPr>
           <w:lang w:val="es-CO"/>
         </w:rPr>
-        <w:t xml:space="preserve">El cronograma distribuye SIGEVET entre Semana 1 y Semana 14, con 22 paquetes EDT y tres hitos de duración nula. El esfuerzo total es de 385 horas; una semana de duración indica una ventana de ejecución y no una dedicación de tiempo completo. La gestión y el repositorio se desarrollan en paralelo para apoyar las dos fases.</w:t>
-      </w:r>
-    </w:p>
-    <w:p>
-      <w:pPr>
-        <w:pStyle w:val="BodyText"/>
-      </w:pPr>
+        <w:t xml:space="preserve">SIGEVET:</w:t>
+      </w:r>
       <w:r>
         <w:rPr>
           <w:lang w:val="es-CO"/>
         </w:rPr>
-        <w:t xml:space="preserve">Las dependencias son de fin a inicio entre paquetes: el sucesor inicia en una semana posterior al fin de su predecesora. Los hitos se verifican al final de la semana de sus productos; por ello pueden compartir semana con las actividades que los habilitan. Los paquetes 1.4.1 y 1.4.2 se integran durante Semana 14 y habilitan el hito de cierre al terminarla.</w:t>
+        <w:t xml:space="preserve"> </w:t>
+      </w:r>
+      <w:r>
+        <w:rPr>
+          <w:b/>
+          <w:bCs/>
+          <w:lang w:val="es-CO"/>
+        </w:rPr>
+        <w:t xml:space="preserve">14 semanas, 22 paquetes EDT, 385 horas</w:t>
+      </w:r>
+      <w:r>
+        <w:rPr>
+          <w:lang w:val="es-CO"/>
+        </w:rPr>
+        <w:t xml:space="preserve">; tres hitos sin duración/esfuerzo. Gestión/repositorio paralelos. Dependencias fin–inicio: sucesor una semana posterior al fin del predecesor. Hitos al terminar productos; 1.4.1 y 1.4.2 habilitan cierre en Semana 14.</w:t>
       </w:r>
     </w:p>
     <w:p>
@@ -388,7 +397,7 @@
       <w:pPr>
         <w:pStyle w:val="Heading1"/>
       </w:pPr>
-      <w:bookmarkStart w:id="23" w:name="_12858697148b929f02085d58d3ddbc3fb86cc03"/>
+      <w:bookmarkStart w:id="23" w:name="_actividades"/>
       <w:r>
         <w:rPr>
           <w:rStyle w:val="SectionNumber"/>
@@ -403,7 +412,7 @@
         <w:rPr>
           <w:lang w:val="es-CO"/>
         </w:rPr>
-        <w:t xml:space="preserve">Actividades y responsables</w:t>
+        <w:t xml:space="preserve">Actividades</w:t>
       </w:r>
       <w:bookmarkEnd w:id="23"/>
     </w:p>
@@ -415,7 +424,7 @@
         <w:rPr>
           <w:lang w:val="es-CO"/>
         </w:rPr>
-        <w:t xml:space="preserve">JD: Juan David Polo Herrera, Gerente del proyecto y DBA. SC: Sebastián Castellanos Parra, Analista y modelador de datos. JM: Juan Miguel Ramos, Desarrollador web e infraestructura. El responsable integra el resultado; los tres participan en sustentación y video dentro de la coordinación de sus respectivos paquetes.</w:t>
+        <w:t xml:space="preserve">JD: Juan David Polo Herrera, Gerente/DBA. SC: Sebastián Castellanos Parra, Analista/modelador. JM: Juan Miguel Ramos, Desarrollador web/infraestructura. Todos participan en sustentación/video; cada responsable integra.</w:t>
       </w:r>
     </w:p>
     <w:p>
@@ -426,7 +435,7 @@
         <w:rPr>
           <w:lang w:val="es-CO"/>
         </w:rPr>
-        <w:t xml:space="preserve">Resumen del cronograma por rama de la EDT</w:t>
+        <w:t xml:space="preserve">Cronograma por rama</w:t>
       </w:r>
     </w:p>
     <w:tbl>
@@ -435,7 +444,7 @@
         <w:tblW w:type="pct" w:w="5000"/>
         <w:tblLayout w:type="fixed"/>
         <w:tblLook w:firstRow="1" w:lastRow="0" w:firstColumn="0" w:lastColumn="0" w:noHBand="0" w:noVBand="0" w:val="0020"/>
-        <w:tblCaption w:val="Resumen del cronograma por rama de la EDT"/>
+        <w:tblCaption w:val="Cronograma por rama"/>
         <w:tblBorders>
           <w:top w:val="single" w:sz="4" w:color="A6A6A6"/>
           <w:left w:val="single" w:sz="4" w:color="A6A6A6"/>
@@ -487,7 +496,7 @@
                 <w:sz w:val="19"/>
                 <w:lang w:val="es-CO"/>
               </w:rPr>
-              <w:t xml:space="preserve">Paquetes y responsables</w:t>
+              <w:t xml:space="preserve">Paquetes/responsables</w:t>
             </w:r>
           </w:p>
         </w:tc>
@@ -505,7 +514,7 @@
                 <w:sz w:val="19"/>
                 <w:lang w:val="es-CO"/>
               </w:rPr>
-              <w:t xml:space="preserve">Ventana de trabajo</w:t>
+              <w:t xml:space="preserve">Ventana</w:t>
             </w:r>
           </w:p>
         </w:tc>
@@ -745,7 +754,7 @@
                 <w:sz w:val="19"/>
                 <w:lang w:val="es-CO"/>
               </w:rPr>
-              <w:t xml:space="preserve">Sustentación y aceptación (SC); acta de cierre (JD)</w:t>
+              <w:t xml:space="preserve">Sustentación/aceptación (SC); acta (JD)</w:t>
             </w:r>
           </w:p>
         </w:tc>
@@ -808,7 +817,7 @@
                 <w:sz w:val="19"/>
                 <w:lang w:val="es-CO"/>
               </w:rPr>
-              <w:t xml:space="preserve">Tres integrantes, 22 paquetes y tres hitos sin esfuerzo adicional</w:t>
+              <w:t xml:space="preserve">Tres integrantes, 22 paquetes, tres hitos sin horas adicionales</w:t>
             </w:r>
           </w:p>
         </w:tc>
@@ -853,14 +862,14 @@
         <w:rPr>
           <w:lang w:val="es-CO"/>
         </w:rPr>
-        <w:t xml:space="preserve">La hoja Tareas del Excel contiene el detalle de las 25 actividades e hitos: ID, actividad, responsable, semana de inicio, semana de fin, duración calculada, horas y predecesoras. La secuencia conduce a H1 en Semana 8, H2 en Semana 13 y H3 en Semana 14. El trabajo de repositorio empieza en Semana 1; la implementación de la plataforma comienza en Semana 9, después de H1.</w:t>
+        <w:t xml:space="preserve">Excel: 25 actividades/hitos con ID, responsable, inicio/fin, duración, horas y predecesoras. H1: Semana 8; H2: 13; H3: 14. Repositorio: desde Semana 1; plataforma: Semana 9 tras H1.</w:t>
       </w:r>
     </w:p>
     <w:p>
       <w:pPr>
         <w:pStyle w:val="Heading1"/>
       </w:pPr>
-      <w:bookmarkStart w:id="24" w:name="_c828a6659e5741efd7ea04bd36d7d7018170795"/>
+      <w:bookmarkStart w:id="24" w:name="_0f18e3fb86380c7cf81ca4e33703745032424c2"/>
       <w:r>
         <w:rPr>
           <w:rStyle w:val="SectionNumber"/>
@@ -875,7 +884,7 @@
         <w:rPr>
           <w:lang w:val="es-CO"/>
         </w:rPr>
-        <w:t xml:space="preserve">Resumen semanal de resultados</w:t>
+        <w:t xml:space="preserve">Resultados semanales</w:t>
       </w:r>
       <w:bookmarkEnd w:id="24"/>
     </w:p>
@@ -887,7 +896,7 @@
         <w:rPr>
           <w:lang w:val="es-CO"/>
         </w:rPr>
-        <w:t xml:space="preserve">Cobertura del horizonte de catorce semanas</w:t>
+        <w:t xml:space="preserve">Resultados semanales</w:t>
       </w:r>
     </w:p>
     <w:tbl>
@@ -896,7 +905,7 @@
         <w:tblW w:type="pct" w:w="5000"/>
         <w:tblLayout w:type="fixed"/>
         <w:tblLook w:firstRow="1" w:lastRow="0" w:firstColumn="0" w:lastColumn="0" w:noHBand="0" w:noVBand="0" w:val="0020"/>
-        <w:tblCaption w:val="Cobertura del horizonte de catorce semanas"/>
+        <w:tblCaption w:val="Resultados semanales"/>
         <w:tblBorders>
           <w:top w:val="single" w:sz="4" w:color="A6A6A6"/>
           <w:left w:val="single" w:sz="4" w:color="A6A6A6"/>
@@ -978,7 +987,7 @@
                 <w:sz w:val="19"/>
                 <w:lang w:val="es-CO"/>
               </w:rPr>
-              <w:t xml:space="preserve">Constitución, propuesta e inicio del registro de interesados, seguimiento y repositorio.</w:t>
+              <w:t xml:space="preserve">Constitución/propuesta; inicio de interesados, seguimiento y repositorio.</w:t>
             </w:r>
           </w:p>
         </w:tc>
@@ -1010,7 +1019,7 @@
                 <w:sz w:val="19"/>
                 <w:lang w:val="es-CO"/>
               </w:rPr>
-              <w:t xml:space="preserve">Supuestos y registro de interesados completos.</w:t>
+              <w:t xml:space="preserve">Supuestos e interesados completos.</w:t>
             </w:r>
           </w:p>
         </w:tc>
@@ -1042,7 +1051,7 @@
                 <w:sz w:val="19"/>
                 <w:lang w:val="es-CO"/>
               </w:rPr>
-              <w:t xml:space="preserve">MER Chen y cardinalidades revisadas.</w:t>
+              <w:t xml:space="preserve">Chen y cardinalidades revisados.</w:t>
             </w:r>
           </w:p>
         </w:tc>
@@ -1074,7 +1083,7 @@
                 <w:sz w:val="19"/>
                 <w:lang w:val="es-CO"/>
               </w:rPr>
-              <w:t xml:space="preserve">MER Extendido y especialización de empleados.</w:t>
+              <w:t xml:space="preserve">EER y especialización de empleados.</w:t>
             </w:r>
           </w:p>
         </w:tc>
@@ -1138,7 +1147,7 @@
                 <w:sz w:val="19"/>
                 <w:lang w:val="es-CO"/>
               </w:rPr>
-              <w:t xml:space="preserve">Modelo relacional con llaves y restricciones.</w:t>
+              <w:t xml:space="preserve">Relacional, llaves y restricciones.</w:t>
             </w:r>
           </w:p>
         </w:tc>
@@ -1170,7 +1179,7 @@
                 <w:sz w:val="19"/>
                 <w:lang w:val="es-CO"/>
               </w:rPr>
-              <w:t xml:space="preserve">Normalización e inicio de verificación del álgebra.</w:t>
+              <w:t xml:space="preserve">Normalización; inicio de verificación del álgebra.</w:t>
             </w:r>
           </w:p>
         </w:tc>
@@ -1234,7 +1243,7 @@
                 <w:sz w:val="19"/>
                 <w:lang w:val="es-CO"/>
               </w:rPr>
-              <w:t xml:space="preserve">Análisis de selección de SO y RDBMS.</w:t>
+              <w:t xml:space="preserve">Selección de SO/RDBMS.</w:t>
             </w:r>
           </w:p>
         </w:tc>
@@ -1362,7 +1371,7 @@
                 <w:sz w:val="19"/>
                 <w:lang w:val="es-CO"/>
               </w:rPr>
-              <w:t xml:space="preserve">Aplicación conectada, repositorio consolidado, video y fin de Fase 2.</w:t>
+              <w:t xml:space="preserve">App conectada, repositorio, video y fin de Fase 2.</w:t>
             </w:r>
           </w:p>
         </w:tc>
@@ -1404,7 +1413,7 @@
       <w:pPr>
         <w:pStyle w:val="Heading1"/>
       </w:pPr>
-      <w:bookmarkStart w:id="25" w:name="_699512dca7dd5bbbf4ef1bb7f7f3d2f98ff92b5"/>
+      <w:bookmarkStart w:id="25" w:name="_7b96809440d93ee1f55890dd41d45275c09513c"/>
       <w:r>
         <w:rPr>
           <w:rStyle w:val="SectionNumber"/>
@@ -1419,7 +1428,7 @@
         <w:rPr>
           <w:lang w:val="es-CO"/>
         </w:rPr>
-        <w:t xml:space="preserve">Carga de trabajo y control</w:t>
+        <w:t xml:space="preserve">Carga y control</w:t>
       </w:r>
       <w:bookmarkEnd w:id="25"/>
     </w:p>
@@ -1431,7 +1440,7 @@
         <w:rPr>
           <w:lang w:val="es-CO"/>
         </w:rPr>
-        <w:t xml:space="preserve">Carga acumulada por integrante</w:t>
+        <w:t xml:space="preserve">Horas individuales</w:t>
       </w:r>
     </w:p>
     <w:tbl>
@@ -1440,7 +1449,7 @@
         <w:tblW w:type="pct" w:w="5000"/>
         <w:tblLayout w:type="fixed"/>
         <w:tblLook w:firstRow="1" w:lastRow="0" w:firstColumn="0" w:lastColumn="0" w:noHBand="0" w:noVBand="0" w:val="0020"/>
-        <w:tblCaption w:val="Carga acumulada por integrante"/>
+        <w:tblCaption w:val="Horas individuales"/>
         <w:tblBorders>
           <w:top w:val="single" w:sz="4" w:color="A6A6A6"/>
           <w:left w:val="single" w:sz="4" w:color="A6A6A6"/>
@@ -1716,25 +1725,33 @@
         <w:rPr>
           <w:lang w:val="es-CO"/>
         </w:rPr>
-        <w:t xml:space="preserve">Para estimar carga semanal, las horas se distribuyen uniformemente dentro de la duración de cada paquete. Con ese criterio la mayor carga es de 35 horas en una semana para JD; las ventanas admiten revisiones sin modificar los hitos. Una semana de duración no equivale a 40 horas presupuestadas.</w:t>
+        <w:t xml:space="preserve">Horas uniformes durante cada paquete; máximo semanal JD:</w:t>
+      </w:r>
+      <w:r>
+        <w:rPr>
+          <w:lang w:val="es-CO"/>
+        </w:rPr>
+        <w:t xml:space="preserve"> </w:t>
+      </w:r>
+      <w:r>
+        <w:rPr>
+          <w:b/>
+          <w:bCs/>
+          <w:lang w:val="es-CO"/>
+        </w:rPr>
+        <w:t xml:space="preserve">35 horas</w:t>
+      </w:r>
+      <w:r>
+        <w:rPr>
+          <w:lang w:val="es-CO"/>
+        </w:rPr>
+        <w:t xml:space="preserve">. Semana de duración ≠ 40 horas presupuestadas.</w:t>
       </w:r>
     </w:p>
     <w:p>
       <w:pPr>
         <w:pStyle w:val="BodyText"/>
       </w:pPr>
-      <w:r>
-        <w:rPr>
-          <w:lang w:val="es-CO"/>
-        </w:rPr>
-        <w:t xml:space="preserve">El libro</w:t>
-      </w:r>
-      <w:r>
-        <w:rPr>
-          <w:lang w:val="es-CO"/>
-        </w:rPr>
-        <w:t xml:space="preserve"> </w:t>
-      </w:r>
       <w:r>
         <w:rPr>
           <w:rStyle w:val="VerbatimChar"/>
@@ -1746,24 +1763,18 @@
         <w:rPr>
           <w:lang w:val="es-CO"/>
         </w:rPr>
-        <w:t xml:space="preserve"> </w:t>
-      </w:r>
+        <w:t xml:space="preserve">: Tareas calcula duración (fin − inicio + uno; hitos, cero); Gantt referencia Tareas con fórmulas/formato condicional. Imagen y libro comparten actividades.</w:t>
+      </w:r>
+    </w:p>
+    <w:p>
+      <w:pPr>
+        <w:pStyle w:val="BodyText"/>
+      </w:pPr>
       <w:r>
         <w:rPr>
           <w:lang w:val="es-CO"/>
         </w:rPr>
-        <w:t xml:space="preserve">contiene las hojas Tareas y Gantt. Tareas calcula duración como fin menos inicio más uno; para hitos utiliza cero. Gantt referencia Tareas y señala semanas activas mediante fórmulas y formato condicional. Las fórmulas se recalculan al abrir en Excel o una aplicación compatible. La imagen se genera con la misma lista de actividades.</w:t>
-      </w:r>
-    </w:p>
-    <w:p>
-      <w:pPr>
-        <w:pStyle w:val="BodyText"/>
-      </w:pPr>
-      <w:r>
-        <w:rPr>
-          <w:lang w:val="es-CO"/>
-        </w:rPr>
-        <w:t xml:space="preserve">Cada semana el gerente revisa avance, esfuerzo pendiente y predecesoras. Si un cambio compromete Semana 8, Semana 13 o Semana 14, el equipo plantea redistribución de horas y solicita validación al docente antes de modificar la línea base.</w:t>
+        <w:t xml:space="preserve">Gerente: revisión semanal de avance/horas/predecesoras. Cambios en Semana 8, 13 o 14 requieren redistribución y validación docente previa.</w:t>
       </w:r>
     </w:p>
     <w:sectPr>

--- a/documentos/transversales/04_Cronograma.docx
+++ b/documentos/transversales/04_Cronograma.docx
@@ -326,13 +326,13 @@
           <w:bCs/>
           <w:lang w:val="es-CO"/>
         </w:rPr>
-        <w:t xml:space="preserve">14 semanas, 22 paquetes EDT, 385 horas</w:t>
+        <w:t xml:space="preserve">14 semanas, 22 paquetes EDT y 385 horas</w:t>
       </w:r>
       <w:r>
         <w:rPr>
           <w:lang w:val="es-CO"/>
         </w:rPr>
-        <w:t xml:space="preserve">; tres hitos sin duración/esfuerzo. Gestión/repositorio paralelos. Dependencias fin–inicio: sucesor una semana posterior al fin del predecesor. Hitos al terminar productos; 1.4.1 y 1.4.2 habilitan cierre en Semana 14.</w:t>
+        <w:t xml:space="preserve">; los tres hitos no tienen duración ni esfuerzo. Gestión y repositorio van en paralelo. Las dependencias son fin–inicio: el sucesor empieza una semana después del predecesor. Los hitos van al terminar los productos; 1.4.1 y 1.4.2 habilitan el cierre en la Semana 14.</w:t>
       </w:r>
     </w:p>
     <w:p>
@@ -1757,13 +1757,13 @@
           <w:rStyle w:val="VerbatimChar"/>
           <w:lang w:val="es-CO"/>
         </w:rPr>
-        <w:t xml:space="preserve">entregables/Transversales/04_Cronograma_SIGEVET.xlsx</w:t>
+        <w:t xml:space="preserve">documentos/transversales/04_Cronograma_SIGEVET.xlsx</w:t>
       </w:r>
       <w:r>
         <w:rPr>
           <w:lang w:val="es-CO"/>
         </w:rPr>
-        <w:t xml:space="preserve">: Tareas calcula duración (fin − inicio + uno; hitos, cero); Gantt referencia Tareas con fórmulas/formato condicional. Imagen y libro comparten actividades.</w:t>
+        <w:t xml:space="preserve">: Tareas calcula duración (fin − inicio + uno; hitos, cero); Gantt referencia Tareas con fórmulas y formato condicional. Imagen y libro comparten actividades.</w:t>
       </w:r>
     </w:p>
     <w:p>
